--- a/FOML Observation.docx
+++ b/FOML Observation.docx
@@ -303,7 +303,7 @@
                 <w:sz w:val="36"/>
                 <w:szCs w:val="36"/>
               </w:rPr>
-              <w:t>………………………………….</w:t>
+              <w:t>Kamalesh S P</w:t>
             </w:r>
           </w:p>
         </w:tc>
@@ -350,7 +350,21 @@
                 <w:sz w:val="36"/>
                 <w:szCs w:val="36"/>
               </w:rPr>
-              <w:t>………………………………….</w:t>
+              <w:t xml:space="preserve">III – CSE </w:t>
+            </w:r>
+            <w:r>
+              <w:rPr>
+                <w:sz w:val="36"/>
+                <w:szCs w:val="36"/>
+              </w:rPr>
+              <w:t>–</w:t>
+            </w:r>
+            <w:r>
+              <w:rPr>
+                <w:sz w:val="36"/>
+                <w:szCs w:val="36"/>
+              </w:rPr>
+              <w:t xml:space="preserve"> C</w:t>
             </w:r>
           </w:p>
         </w:tc>
@@ -397,7 +411,7 @@
                 <w:sz w:val="36"/>
                 <w:szCs w:val="36"/>
               </w:rPr>
-              <w:t>………………………………….</w:t>
+              <w:t>2116230701138</w:t>
             </w:r>
           </w:p>
         </w:tc>
@@ -444,7 +458,7 @@
                 <w:sz w:val="36"/>
                 <w:szCs w:val="36"/>
               </w:rPr>
-              <w:t>………………………………….</w:t>
+              <w:t>230701138</w:t>
             </w:r>
           </w:p>
         </w:tc>
@@ -491,7 +505,7 @@
                 <w:sz w:val="36"/>
                 <w:szCs w:val="36"/>
               </w:rPr>
-              <w:t>………………………………….</w:t>
+              <w:t>VI</w:t>
             </w:r>
           </w:p>
         </w:tc>
@@ -538,7 +552,21 @@
                 <w:sz w:val="36"/>
                 <w:szCs w:val="36"/>
               </w:rPr>
-              <w:t>………………………………….</w:t>
+              <w:t xml:space="preserve">2025 </w:t>
+            </w:r>
+            <w:r>
+              <w:rPr>
+                <w:sz w:val="36"/>
+                <w:szCs w:val="36"/>
+              </w:rPr>
+              <w:t>–</w:t>
+            </w:r>
+            <w:r>
+              <w:rPr>
+                <w:sz w:val="36"/>
+                <w:szCs w:val="36"/>
+              </w:rPr>
+              <w:t xml:space="preserve"> 2026</w:t>
             </w:r>
           </w:p>
         </w:tc>
@@ -807,12 +835,14 @@
           <w:p>
             <w:pPr>
               <w:rPr>
+                <w:b/>
                 <w:sz w:val="36"/>
                 <w:szCs w:val="36"/>
               </w:rPr>
             </w:pPr>
             <w:r>
               <w:rPr>
+                <w:b/>
                 <w:sz w:val="36"/>
                 <w:szCs w:val="36"/>
               </w:rPr>
@@ -823,19 +853,17 @@
         <w:tc>
           <w:tcPr>
             <w:tcW w:w="5963" w:type="dxa"/>
+            <w:vAlign w:val="center"/>
           </w:tcPr>
           <w:p>
             <w:pPr>
-              <w:jc w:val="center"/>
               <w:rPr>
-                <w:b/>
                 <w:sz w:val="36"/>
                 <w:szCs w:val="36"/>
               </w:rPr>
             </w:pPr>
             <w:r>
               <w:rPr>
-                <w:b/>
                 <w:sz w:val="36"/>
                 <w:szCs w:val="36"/>
               </w:rPr>
@@ -856,12 +884,14 @@
           <w:p>
             <w:pPr>
               <w:rPr>
+                <w:b/>
                 <w:sz w:val="36"/>
                 <w:szCs w:val="36"/>
               </w:rPr>
             </w:pPr>
             <w:r>
               <w:rPr>
+                <w:b/>
                 <w:sz w:val="36"/>
                 <w:szCs w:val="36"/>
               </w:rPr>
@@ -872,19 +902,17 @@
         <w:tc>
           <w:tcPr>
             <w:tcW w:w="5963" w:type="dxa"/>
+            <w:vAlign w:val="center"/>
           </w:tcPr>
           <w:p>
             <w:pPr>
-              <w:jc w:val="center"/>
               <w:rPr>
-                <w:b/>
                 <w:sz w:val="36"/>
                 <w:szCs w:val="36"/>
               </w:rPr>
             </w:pPr>
             <w:r>
               <w:rPr>
-                <w:b/>
                 <w:sz w:val="36"/>
                 <w:szCs w:val="36"/>
               </w:rPr>
@@ -905,12 +933,14 @@
           <w:p>
             <w:pPr>
               <w:rPr>
+                <w:b/>
                 <w:sz w:val="36"/>
                 <w:szCs w:val="36"/>
               </w:rPr>
             </w:pPr>
             <w:r>
               <w:rPr>
+                <w:b/>
                 <w:sz w:val="36"/>
                 <w:szCs w:val="36"/>
               </w:rPr>
@@ -921,19 +951,17 @@
         <w:tc>
           <w:tcPr>
             <w:tcW w:w="5963" w:type="dxa"/>
+            <w:vAlign w:val="center"/>
           </w:tcPr>
           <w:p>
             <w:pPr>
-              <w:jc w:val="center"/>
               <w:rPr>
-                <w:b/>
                 <w:sz w:val="36"/>
                 <w:szCs w:val="36"/>
               </w:rPr>
             </w:pPr>
             <w:r>
               <w:rPr>
-                <w:b/>
                 <w:sz w:val="36"/>
                 <w:szCs w:val="36"/>
               </w:rPr>
@@ -954,12 +982,14 @@
           <w:p>
             <w:pPr>
               <w:rPr>
+                <w:b/>
                 <w:sz w:val="36"/>
                 <w:szCs w:val="36"/>
               </w:rPr>
             </w:pPr>
             <w:r>
               <w:rPr>
+                <w:b/>
                 <w:sz w:val="36"/>
                 <w:szCs w:val="36"/>
               </w:rPr>
@@ -970,19 +1000,17 @@
         <w:tc>
           <w:tcPr>
             <w:tcW w:w="5963" w:type="dxa"/>
+            <w:vAlign w:val="center"/>
           </w:tcPr>
           <w:p>
             <w:pPr>
-              <w:jc w:val="center"/>
               <w:rPr>
-                <w:b/>
                 <w:sz w:val="36"/>
                 <w:szCs w:val="36"/>
               </w:rPr>
             </w:pPr>
             <w:r>
               <w:rPr>
-                <w:b/>
                 <w:sz w:val="36"/>
                 <w:szCs w:val="36"/>
               </w:rPr>
@@ -1269,25 +1297,23 @@
           <w:sz w:val="28"/>
           <w:szCs w:val="32"/>
         </w:rPr>
-        <w:t xml:space="preserve">…………………………………………………………………………… </w:t>
-      </w:r>
-    </w:p>
-    <w:p>
-      <w:pPr>
-        <w:spacing w:line="600" w:lineRule="auto"/>
+        <w:t>………………………….</w:t>
+      </w:r>
+      <w:r>
         <w:rPr>
           <w:b/>
           <w:sz w:val="28"/>
           <w:szCs w:val="32"/>
         </w:rPr>
-      </w:pPr>
+        <w:t>……</w:t>
+      </w:r>
       <w:r>
         <w:rPr>
           <w:b/>
           <w:sz w:val="28"/>
           <w:szCs w:val="32"/>
         </w:rPr>
-        <w:t xml:space="preserve">Academic Year: </w:t>
+        <w:t>KAMALESH S P</w:t>
       </w:r>
       <w:r>
         <w:rPr>
@@ -1295,7 +1321,7 @@
           <w:sz w:val="28"/>
           <w:szCs w:val="32"/>
         </w:rPr>
-        <w:t xml:space="preserve">…………… Semester: …………… Branch: </w:t>
+        <w:t>………………………</w:t>
       </w:r>
       <w:r>
         <w:rPr>
@@ -1303,7 +1329,136 @@
           <w:sz w:val="28"/>
           <w:szCs w:val="32"/>
         </w:rPr>
-        <w:t>……………</w:t>
+        <w:t>.</w:t>
+      </w:r>
+      <w:r>
+        <w:rPr>
+          <w:b/>
+          <w:sz w:val="28"/>
+          <w:szCs w:val="32"/>
+        </w:rPr>
+        <w:t xml:space="preserve"> </w:t>
+      </w:r>
+    </w:p>
+    <w:p>
+      <w:pPr>
+        <w:spacing w:line="600" w:lineRule="auto"/>
+        <w:rPr>
+          <w:b/>
+          <w:sz w:val="28"/>
+          <w:szCs w:val="32"/>
+        </w:rPr>
+      </w:pPr>
+      <w:r>
+        <w:rPr>
+          <w:b/>
+          <w:sz w:val="28"/>
+          <w:szCs w:val="32"/>
+        </w:rPr>
+        <w:t xml:space="preserve">Academic Year: </w:t>
+      </w:r>
+      <w:r>
+        <w:rPr>
+          <w:b/>
+          <w:sz w:val="28"/>
+          <w:szCs w:val="32"/>
+        </w:rPr>
+        <w:t>…2025</w:t>
+      </w:r>
+      <w:r>
+        <w:rPr>
+          <w:sz w:val="36"/>
+          <w:szCs w:val="36"/>
+        </w:rPr>
+        <w:t xml:space="preserve"> </w:t>
+      </w:r>
+      <w:r>
+        <w:rPr>
+          <w:b/>
+          <w:sz w:val="28"/>
+          <w:szCs w:val="32"/>
+        </w:rPr>
+        <w:t xml:space="preserve">– </w:t>
+      </w:r>
+      <w:r>
+        <w:rPr>
+          <w:b/>
+          <w:sz w:val="28"/>
+          <w:szCs w:val="32"/>
+        </w:rPr>
+        <w:t>2026</w:t>
+      </w:r>
+      <w:r>
+        <w:rPr>
+          <w:b/>
+          <w:sz w:val="28"/>
+          <w:szCs w:val="32"/>
+        </w:rPr>
+        <w:t xml:space="preserve">… Semester: </w:t>
+      </w:r>
+      <w:r>
+        <w:rPr>
+          <w:b/>
+          <w:sz w:val="28"/>
+          <w:szCs w:val="32"/>
+        </w:rPr>
+        <w:t>…VI</w:t>
+      </w:r>
+      <w:r>
+        <w:rPr>
+          <w:b/>
+          <w:sz w:val="28"/>
+          <w:szCs w:val="32"/>
+        </w:rPr>
+        <w:t xml:space="preserve">… Branch: </w:t>
+      </w:r>
+      <w:r>
+        <w:rPr>
+          <w:b/>
+          <w:sz w:val="28"/>
+          <w:szCs w:val="32"/>
+        </w:rPr>
+        <w:t>…</w:t>
+      </w:r>
+      <w:r>
+        <w:rPr>
+          <w:b/>
+          <w:sz w:val="28"/>
+          <w:szCs w:val="32"/>
+        </w:rPr>
+        <w:t>.</w:t>
+      </w:r>
+      <w:r>
+        <w:rPr>
+          <w:b/>
+          <w:sz w:val="28"/>
+          <w:szCs w:val="32"/>
+        </w:rPr>
+        <w:t xml:space="preserve">CSE </w:t>
+      </w:r>
+      <w:r>
+        <w:rPr>
+          <w:b/>
+          <w:sz w:val="28"/>
+          <w:szCs w:val="32"/>
+        </w:rPr>
+        <w:t>–</w:t>
+      </w:r>
+      <w:r>
+        <w:rPr>
+          <w:b/>
+          <w:sz w:val="28"/>
+          <w:szCs w:val="32"/>
+        </w:rPr>
+        <w:t xml:space="preserve"> C…</w:t>
+      </w:r>
+      <w:r>
+        <w:rPr>
+          <w:b/>
+          <w:sz w:val="28"/>
+          <w:szCs w:val="32"/>
+        </w:rPr>
+        <w:t>.</w:t>
       </w:r>
     </w:p>
     <w:tbl>
@@ -1317,6 +1472,9 @@
         <w:gridCol w:w="4509"/>
       </w:tblGrid>
       <w:tr>
+        <w:trPr>
+          <w:trHeight w:val="395"/>
+        </w:trPr>
         <w:tc>
           <w:tcPr>
             <w:tcW w:w="4508" w:type="dxa"/>
@@ -1357,16 +1515,26 @@
               <w:bottom w:val="single" w:sz="4" w:space="0" w:color="auto"/>
               <w:right w:val="single" w:sz="4" w:space="0" w:color="auto"/>
             </w:tcBorders>
+            <w:vAlign w:val="center"/>
           </w:tcPr>
           <w:p>
             <w:pPr>
               <w:spacing w:line="600" w:lineRule="auto"/>
+              <w:jc w:val="center"/>
               <w:rPr>
                 <w:b/>
                 <w:sz w:val="28"/>
                 <w:szCs w:val="32"/>
               </w:rPr>
             </w:pPr>
+            <w:r>
+              <w:rPr>
+                <w:b/>
+                <w:sz w:val="28"/>
+                <w:szCs w:val="32"/>
+              </w:rPr>
+              <w:t>2116230701138</w:t>
+            </w:r>
           </w:p>
         </w:tc>
       </w:tr>
@@ -1430,21 +1598,29 @@
       </w:r>
       <w:r>
         <w:rPr>
+          <w:sz w:val="36"/>
+          <w:szCs w:val="36"/>
+          <w:lang w:val="en-US"/>
+        </w:rPr>
+        <w:t xml:space="preserve"> </w:t>
+      </w:r>
+      <w:r>
+        <w:rPr>
+          <w:b/>
+          <w:sz w:val="32"/>
+          <w:szCs w:val="32"/>
+          <w:lang w:val="en-US"/>
+        </w:rPr>
+        <w:t>FUNDAMENTALS OF MACHINE LEARNING</w:t>
+      </w:r>
+      <w:r>
+        <w:rPr>
           <w:b/>
           <w:i/>
           <w:sz w:val="28"/>
           <w:szCs w:val="32"/>
         </w:rPr>
-        <w:t>…………………………………………………………………</w:t>
-      </w:r>
-      <w:r>
-        <w:rPr>
-          <w:b/>
-          <w:i/>
-          <w:sz w:val="28"/>
-          <w:szCs w:val="32"/>
-        </w:rPr>
-        <w:t xml:space="preserve">… </w:t>
+        <w:t xml:space="preserve"> </w:t>
       </w:r>
       <w:r>
         <w:rPr>
@@ -1546,6 +1722,8 @@
         </w:rPr>
         <w:t>Signature of Faculty in-charge</w:t>
       </w:r>
+      <w:bookmarkStart w:id="0" w:name="_GoBack"/>
+      <w:bookmarkEnd w:id="0"/>
     </w:p>
     <w:p>
       <w:pPr>
@@ -1586,7 +1764,7 @@
           <w:sz w:val="32"/>
           <w:szCs w:val="32"/>
         </w:rPr>
-        <w:t xml:space="preserve"> ………………</w:t>
+        <w:t xml:space="preserve"> 19</w:t>
       </w:r>
       <w:r>
         <w:rPr>
@@ -1594,16 +1772,8 @@
           <w:sz w:val="32"/>
           <w:szCs w:val="32"/>
         </w:rPr>
-        <w:t>…</w:t>
-      </w:r>
-    </w:p>
-    <w:p>
-      <w:pPr>
-        <w:rPr>
-          <w:sz w:val="32"/>
-          <w:szCs w:val="32"/>
-        </w:rPr>
-      </w:pPr>
+        <w:t>/05/2026.</w:t>
+      </w:r>
     </w:p>
     <w:p>
       <w:pPr>
@@ -10063,8 +10233,6 @@
               </w:rPr>
               <w:t>/2026</w:t>
             </w:r>
-            <w:bookmarkStart w:id="0" w:name="_GoBack"/>
-            <w:bookmarkEnd w:id="0"/>
           </w:p>
         </w:tc>
         <w:tc>
@@ -19563,7 +19731,7 @@
       <w:rPr>
         <w:noProof/>
       </w:rPr>
-      <w:t>xxxv</w:t>
+      <w:t>xviii</w:t>
     </w:r>
     <w:r>
       <w:fldChar w:fldCharType="end"/>
@@ -21990,7 +22158,6 @@
   <w:style w:type="character" w:default="1" w:styleId="DefaultParagraphFont">
     <w:name w:val="Default Paragraph Font"/>
     <w:uiPriority w:val="1"/>
-    <w:semiHidden/>
     <w:unhideWhenUsed/>
   </w:style>
   <w:style w:type="table" w:default="1" w:styleId="TableNormal">
@@ -22514,7 +22681,7 @@
 </file>
 
 <file path=customXml/itemProps1.xml><?xml version="1.0" encoding="utf-8"?>
-<ds:datastoreItem xmlns:ds="http://schemas.openxmlformats.org/officeDocument/2006/customXml" ds:itemID="{7EA6582D-8D74-4339-A1F9-B1C1EC58178B}">
+<ds:datastoreItem xmlns:ds="http://schemas.openxmlformats.org/officeDocument/2006/customXml" ds:itemID="{42E36701-D001-41AD-B9E8-1A6BB7C9A4C1}">
   <ds:schemaRefs>
     <ds:schemaRef ds:uri="http://schemas.openxmlformats.org/officeDocument/2006/bibliography"/>
   </ds:schemaRefs>
